--- a/TP2/DSI-TP2-BarbieriMatias.docx
+++ b/TP2/DSI-TP2-BarbieriMatias.docx
@@ -46,7 +46,7 @@
                           <a14:useLocalDpi xmlns:a14="http://schemas.microsoft.com/office/drawing/2010/main" val="0"/>
                         </a:ext>
                         <a:ext uri="{837473B0-CC2E-450A-ABE3-18F120FF3D39}">
-                          <a1611:picAttrSrcUrl xmlns:a1611="http://schemas.microsoft.com/office/drawing/2016/11/main" xmlns:w16se="http://schemas.microsoft.com/office/word/2015/wordml/symex" xmlns:w16sdtdh="http://schemas.microsoft.com/office/word/2020/wordml/sdtdatahash" xmlns:w16du="http://schemas.microsoft.com/office/word/2023/wordml/word16du" xmlns:w16="http://schemas.microsoft.com/office/word/2018/wordml" xmlns:w16cid="http://schemas.microsoft.com/office/word/2016/wordml/cid" xmlns:w16cex="http://schemas.microsoft.com/office/word/2018/wordml/cex" xmlns:w="http://schemas.openxmlformats.org/wordprocessingml/2006/main" xmlns:w10="urn:schemas-microsoft-com:office:word" xmlns:v="urn:schemas-microsoft-com:vml" xmlns:oel="http://schemas.microsoft.com/office/2019/extlst" xmlns:o="urn:schemas-microsoft-com:office:office" xmlns:am3d="http://schemas.microsoft.com/office/drawing/2017/model3d" xmlns:aink="http://schemas.microsoft.com/office/drawing/2016/ink" xmlns:cx8="http://schemas.microsoft.com/office/drawing/2016/5/14/chartex" xmlns:cx7="http://schemas.microsoft.com/office/drawing/2016/5/13/chartex" xmlns:cx6="http://schemas.microsoft.com/office/drawing/2016/5/12/chartex" xmlns:cx5="http://schemas.microsoft.com/office/drawing/2016/5/11/chartex" xmlns:cx4="http://schemas.microsoft.com/office/drawing/2016/5/10/chartex" xmlns:cx3="http://schemas.microsoft.com/office/drawing/2016/5/9/chartex" xmlns:cx2="http://schemas.microsoft.com/office/drawing/2015/10/21/chartex" xmlns:cx1="http://schemas.microsoft.com/office/drawing/2015/9/8/chartex" xmlns:cx="http://schemas.microsoft.com/office/drawing/2014/chartex" xmlns="" r:id="rId12"/>
+                          <a1611:picAttrSrcUrl xmlns="" xmlns:cx="http://schemas.microsoft.com/office/drawing/2014/chartex" xmlns:cx1="http://schemas.microsoft.com/office/drawing/2015/9/8/chartex" xmlns:cx2="http://schemas.microsoft.com/office/drawing/2015/10/21/chartex" xmlns:cx3="http://schemas.microsoft.com/office/drawing/2016/5/9/chartex" xmlns:cx4="http://schemas.microsoft.com/office/drawing/2016/5/10/chartex" xmlns:cx5="http://schemas.microsoft.com/office/drawing/2016/5/11/chartex" xmlns:cx6="http://schemas.microsoft.com/office/drawing/2016/5/12/chartex" xmlns:cx7="http://schemas.microsoft.com/office/drawing/2016/5/13/chartex" xmlns:cx8="http://schemas.microsoft.com/office/drawing/2016/5/14/chartex" xmlns:aink="http://schemas.microsoft.com/office/drawing/2016/ink" xmlns:am3d="http://schemas.microsoft.com/office/drawing/2017/model3d" xmlns:o="urn:schemas-microsoft-com:office:office" xmlns:oel="http://schemas.microsoft.com/office/2019/extlst" xmlns:v="urn:schemas-microsoft-com:vml" xmlns:w10="urn:schemas-microsoft-com:office:word" xmlns:w="http://schemas.openxmlformats.org/wordprocessingml/2006/main" xmlns:w16cex="http://schemas.microsoft.com/office/word/2018/wordml/cex" xmlns:w16cid="http://schemas.microsoft.com/office/word/2016/wordml/cid" xmlns:w16="http://schemas.microsoft.com/office/word/2018/wordml" xmlns:w16du="http://schemas.microsoft.com/office/word/2023/wordml/word16du" xmlns:w16sdtdh="http://schemas.microsoft.com/office/word/2020/wordml/sdtdatahash" xmlns:w16se="http://schemas.microsoft.com/office/word/2015/wordml/symex" xmlns:a1611="http://schemas.microsoft.com/office/drawing/2016/11/main" r:id="rId12"/>
                         </a:ext>
                       </a:extLst>
                     </a:blip>
@@ -260,9 +260,7 @@
       <w:r>
         <w:t>ndice</w:t>
       </w:r>
-      <w:bookmarkStart w:id="2" w:name="_GoBack"/>
       <w:bookmarkEnd w:id="1"/>
-      <w:bookmarkEnd w:id="2"/>
     </w:p>
     <w:sdt>
       <w:sdtPr>
@@ -1187,6 +1185,8 @@
               <w:fldChar w:fldCharType="end"/>
             </w:r>
           </w:hyperlink>
+          <w:bookmarkStart w:id="2" w:name="_GoBack"/>
+          <w:bookmarkEnd w:id="2"/>
         </w:p>
         <w:p>
           <w:pPr>
@@ -1358,7 +1358,7 @@
               <w:rPr>
                 <w:webHidden/>
               </w:rPr>
-              <w:t>23</w:t>
+              <w:t>24</w:t>
             </w:r>
             <w:r>
               <w:rPr>
@@ -2542,9 +2542,9 @@
           <w:lang w:val="es-AR"/>
         </w:rPr>
       </w:pPr>
-      <w:bookmarkStart w:id="10" w:name="_Toc147506005"/>
-      <w:bookmarkStart w:id="11" w:name="_Toc148020061"/>
-      <w:bookmarkStart w:id="12" w:name="_Toc169611200"/>
+      <w:bookmarkStart w:id="10" w:name="_Toc169611200"/>
+      <w:bookmarkStart w:id="11" w:name="_Toc147506005"/>
+      <w:bookmarkStart w:id="12" w:name="_Toc148020061"/>
       <w:bookmarkEnd w:id="3"/>
       <w:bookmarkEnd w:id="4"/>
       <w:bookmarkEnd w:id="5"/>
@@ -2555,7 +2555,7 @@
         <w:lastRenderedPageBreak/>
         <w:t>Arquitectura del Sistema</w:t>
       </w:r>
-      <w:bookmarkEnd w:id="12"/>
+      <w:bookmarkEnd w:id="10"/>
     </w:p>
     <w:p>
       <w:pPr>
@@ -2607,8 +2607,8 @@
       <w:bookmarkStart w:id="14" w:name="_Toc148020062"/>
       <w:bookmarkStart w:id="15" w:name="_Toc150793992"/>
       <w:bookmarkStart w:id="16" w:name="_Toc169611201"/>
-      <w:bookmarkEnd w:id="10"/>
       <w:bookmarkEnd w:id="11"/>
+      <w:bookmarkEnd w:id="12"/>
       <w:r>
         <w:rPr>
           <w:lang w:val="es-AR"/>
@@ -2873,13 +2873,7 @@
         <w:rPr>
           <w:lang w:val="es-MX"/>
         </w:rPr>
-        <w:t>El sistema debe permitir registrar la inscripción de un empl</w:t>
-      </w:r>
-      <w:r>
-        <w:rPr>
-          <w:lang w:val="es-MX"/>
-        </w:rPr>
-        <w:t>eado cliente a una capacitación</w:t>
+        <w:t>El sistema debe permitir registrar la inscripción de un empleado cliente a una capacitación</w:t>
       </w:r>
     </w:p>
     <w:p>
@@ -3020,10 +3014,10 @@
         </w:rPr>
       </w:pPr>
       <w:bookmarkStart w:id="22" w:name="_Toc150793995"/>
-      <w:bookmarkStart w:id="23" w:name="_Toc147506000"/>
-      <w:bookmarkStart w:id="24" w:name="_Toc148020334"/>
-      <w:bookmarkStart w:id="25" w:name="_Toc148020337"/>
-      <w:bookmarkStart w:id="26" w:name="_Toc169611204"/>
+      <w:bookmarkStart w:id="23" w:name="_Toc169611204"/>
+      <w:bookmarkStart w:id="24" w:name="_Toc147506000"/>
+      <w:bookmarkStart w:id="25" w:name="_Toc148020334"/>
+      <w:bookmarkStart w:id="26" w:name="_Toc148020337"/>
       <w:r>
         <w:rPr>
           <w:lang w:val="es-ES"/>
@@ -3037,10 +3031,10 @@
         <w:t xml:space="preserve"> no funcionales</w:t>
       </w:r>
       <w:bookmarkEnd w:id="22"/>
-      <w:bookmarkEnd w:id="26"/>
-    </w:p>
-    <w:bookmarkEnd w:id="23"/>
+      <w:bookmarkEnd w:id="23"/>
+    </w:p>
     <w:bookmarkEnd w:id="24"/>
+    <w:bookmarkEnd w:id="25"/>
     <w:p>
       <w:pPr>
         <w:pStyle w:val="Prrafodelista"/>
@@ -3224,7 +3218,7 @@
         <w:lastRenderedPageBreak/>
         <w:t>Apéndices</w:t>
       </w:r>
-      <w:bookmarkEnd w:id="25"/>
+      <w:bookmarkEnd w:id="26"/>
       <w:bookmarkEnd w:id="27"/>
       <w:bookmarkEnd w:id="28"/>
     </w:p>
@@ -4954,10 +4948,10 @@
           <w:lang w:val="es-AR"/>
         </w:rPr>
         <w:drawing>
-          <wp:inline distT="0" distB="0" distL="0" distR="0" wp14:anchorId="3E5B4D94" wp14:editId="6C38AFD6">
-            <wp:extent cx="5548116" cy="1492370"/>
+          <wp:inline distT="0" distB="0" distL="0" distR="0" wp14:anchorId="456EA609" wp14:editId="3CA8CAE1">
+            <wp:extent cx="5171699" cy="1247775"/>
             <wp:effectExtent l="0" t="0" r="0" b="0"/>
-            <wp:docPr id="22" name="Imagen 22"/>
+            <wp:docPr id="27" name="Imagen 27"/>
             <wp:cNvGraphicFramePr>
               <a:graphicFrameLocks xmlns:a="http://schemas.openxmlformats.org/drawingml/2006/main" noChangeAspect="1"/>
             </wp:cNvGraphicFramePr>
@@ -4965,24 +4959,24 @@
               <a:graphicData uri="http://schemas.openxmlformats.org/drawingml/2006/picture">
                 <pic:pic xmlns:pic="http://schemas.openxmlformats.org/drawingml/2006/picture">
                   <pic:nvPicPr>
-                    <pic:cNvPr id="22" name="Captura de pantalla (116).png"/>
+                    <pic:cNvPr id="27" name="Captura de pantalla (125).png"/>
                     <pic:cNvPicPr/>
                   </pic:nvPicPr>
                   <pic:blipFill rotWithShape="1">
-                    <a:blip r:embed="rId20">
+                    <a:blip r:embed="rId21">
                       <a:extLst>
                         <a:ext uri="{28A0092B-C50C-407E-A947-70E740481C1C}">
                           <a14:useLocalDpi xmlns:a14="http://schemas.microsoft.com/office/drawing/2010/main" val="0"/>
                         </a:ext>
                       </a:extLst>
                     </a:blip>
-                    <a:srcRect l="21899" t="58812" r="28784" b="17698"/>
+                    <a:srcRect l="21708" t="58241" r="26489" b="19627"/>
                     <a:stretch/>
                   </pic:blipFill>
                   <pic:spPr bwMode="auto">
                     <a:xfrm>
                       <a:off x="0" y="0"/>
-                      <a:ext cx="5585504" cy="1502427"/>
+                      <a:ext cx="5179356" cy="1249622"/>
                     </a:xfrm>
                     <a:prstGeom prst="rect">
                       <a:avLst/>
@@ -5011,9 +5005,83 @@
       </w:pPr>
       <w:r>
         <w:rPr>
-          <w:lang w:val="es-AR"/>
-        </w:rPr>
-        <w:t>Pantalla que permite a las empresas hacer un seguimiento completo de las capacitaciones que están realizando sus empleados.</w:t>
+          <w:noProof/>
+          <w:lang w:val="es-AR"/>
+        </w:rPr>
+        <w:lastRenderedPageBreak/>
+        <w:drawing>
+          <wp:inline distT="0" distB="0" distL="0" distR="0" wp14:anchorId="5D96AE41" wp14:editId="3445C1F8">
+            <wp:extent cx="5210175" cy="5874560"/>
+            <wp:effectExtent l="0" t="0" r="0" b="0"/>
+            <wp:docPr id="28" name="Imagen 28"/>
+            <wp:cNvGraphicFramePr>
+              <a:graphicFrameLocks xmlns:a="http://schemas.openxmlformats.org/drawingml/2006/main" noChangeAspect="1"/>
+            </wp:cNvGraphicFramePr>
+            <a:graphic xmlns:a="http://schemas.openxmlformats.org/drawingml/2006/main">
+              <a:graphicData uri="http://schemas.openxmlformats.org/drawingml/2006/picture">
+                <pic:pic xmlns:pic="http://schemas.openxmlformats.org/drawingml/2006/picture">
+                  <pic:nvPicPr>
+                    <pic:cNvPr id="28" name="Captura de pantalla (123).png"/>
+                    <pic:cNvPicPr/>
+                  </pic:nvPicPr>
+                  <pic:blipFill rotWithShape="1">
+                    <a:blip r:embed="rId22">
+                      <a:extLst>
+                        <a:ext uri="{28A0092B-C50C-407E-A947-70E740481C1C}">
+                          <a14:useLocalDpi xmlns:a14="http://schemas.microsoft.com/office/drawing/2010/main" val="0"/>
+                        </a:ext>
+                      </a:extLst>
+                    </a:blip>
+                    <a:srcRect l="70552" t="15725" r="4945" b="35352"/>
+                    <a:stretch/>
+                  </pic:blipFill>
+                  <pic:spPr bwMode="auto">
+                    <a:xfrm>
+                      <a:off x="0" y="0"/>
+                      <a:ext cx="5223668" cy="5889773"/>
+                    </a:xfrm>
+                    <a:prstGeom prst="rect">
+                      <a:avLst/>
+                    </a:prstGeom>
+                    <a:ln>
+                      <a:noFill/>
+                    </a:ln>
+                    <a:extLst>
+                      <a:ext uri="{53640926-AAD7-44D8-BBD7-CCE9431645EC}">
+                        <a14:shadowObscured xmlns:a14="http://schemas.microsoft.com/office/drawing/2010/main"/>
+                      </a:ext>
+                    </a:extLst>
+                  </pic:spPr>
+                </pic:pic>
+              </a:graphicData>
+            </a:graphic>
+          </wp:inline>
+        </w:drawing>
+      </w:r>
+    </w:p>
+    <w:p>
+      <w:pPr>
+        <w:rPr>
+          <w:lang w:val="es-AR"/>
+        </w:rPr>
+      </w:pPr>
+      <w:r>
+        <w:rPr>
+          <w:lang w:val="es-AR"/>
+        </w:rPr>
+        <w:t>Pantalla que permite a las empresas hacer un seguimiento completo de las capacitaciones que están realizando sus empleados</w:t>
+      </w:r>
+      <w:r>
+        <w:rPr>
+          <w:lang w:val="es-AR"/>
+        </w:rPr>
+        <w:t xml:space="preserve"> de manera general, mientras que si se selecciona una en particular, se puede hacer un seguimiento individual</w:t>
+      </w:r>
+      <w:r>
+        <w:rPr>
+          <w:lang w:val="es-AR"/>
+        </w:rPr>
+        <w:t>.</w:t>
       </w:r>
     </w:p>
     <w:p>
@@ -5044,7 +5112,7 @@
                     <pic:cNvPicPr/>
                   </pic:nvPicPr>
                   <pic:blipFill rotWithShape="1">
-                    <a:blip r:embed="rId21">
+                    <a:blip r:embed="rId23">
                       <a:extLst>
                         <a:ext uri="{28A0092B-C50C-407E-A947-70E740481C1C}">
                           <a14:useLocalDpi xmlns:a14="http://schemas.microsoft.com/office/drawing/2010/main" val="0"/>
@@ -5119,7 +5187,7 @@
                     <pic:cNvPicPr/>
                   </pic:nvPicPr>
                   <pic:blipFill rotWithShape="1">
-                    <a:blip r:embed="rId21">
+                    <a:blip r:embed="rId23">
                       <a:extLst>
                         <a:ext uri="{28A0092B-C50C-407E-A947-70E740481C1C}">
                           <a14:useLocalDpi xmlns:a14="http://schemas.microsoft.com/office/drawing/2010/main" val="0"/>
@@ -5209,7 +5277,7 @@
                     <pic:cNvPicPr/>
                   </pic:nvPicPr>
                   <pic:blipFill rotWithShape="1">
-                    <a:blip r:embed="rId22">
+                    <a:blip r:embed="rId24">
                       <a:extLst>
                         <a:ext uri="{28A0092B-C50C-407E-A947-70E740481C1C}">
                           <a14:useLocalDpi xmlns:a14="http://schemas.microsoft.com/office/drawing/2010/main" val="0"/>
@@ -5271,7 +5339,7 @@
                     <pic:cNvPicPr/>
                   </pic:nvPicPr>
                   <pic:blipFill rotWithShape="1">
-                    <a:blip r:embed="rId21">
+                    <a:blip r:embed="rId23">
                       <a:extLst>
                         <a:ext uri="{28A0092B-C50C-407E-A947-70E740481C1C}">
                           <a14:useLocalDpi xmlns:a14="http://schemas.microsoft.com/office/drawing/2010/main" val="0"/>
@@ -5409,8 +5477,8 @@
           <w:lang w:val="es-AR"/>
         </w:rPr>
         <w:drawing>
-          <wp:inline distT="0" distB="0" distL="0" distR="0" wp14:anchorId="37028F91" wp14:editId="0452D1DD">
-            <wp:extent cx="3527425" cy="2061368"/>
+          <wp:inline distT="0" distB="0" distL="0" distR="0" wp14:anchorId="37028F91" wp14:editId="0464070D">
+            <wp:extent cx="5867726" cy="3429000"/>
             <wp:effectExtent l="0" t="0" r="0" b="0"/>
             <wp:docPr id="7" name="Imagen 7"/>
             <wp:cNvGraphicFramePr>
@@ -5424,7 +5492,7 @@
                     <pic:cNvPicPr/>
                   </pic:nvPicPr>
                   <pic:blipFill rotWithShape="1">
-                    <a:blip r:embed="rId23">
+                    <a:blip r:embed="rId25">
                       <a:extLst>
                         <a:ext uri="{28A0092B-C50C-407E-A947-70E740481C1C}">
                           <a14:useLocalDpi xmlns:a14="http://schemas.microsoft.com/office/drawing/2010/main" val="0"/>
@@ -5437,7 +5505,7 @@
                   <pic:spPr bwMode="auto">
                     <a:xfrm>
                       <a:off x="0" y="0"/>
-                      <a:ext cx="3528625" cy="2062069"/>
+                      <a:ext cx="5877760" cy="3434863"/>
                     </a:xfrm>
                     <a:prstGeom prst="rect">
                       <a:avLst/>
@@ -5475,14 +5543,109 @@
     </w:p>
     <w:p>
       <w:pPr>
-        <w:rPr>
-          <w:lang w:val="es-AR"/>
-        </w:rPr>
-      </w:pPr>
-      <w:r>
-        <w:rPr>
-          <w:lang w:val="es-AR"/>
-        </w:rPr>
+        <w:jc w:val="right"/>
+        <w:rPr>
+          <w:lang w:val="es-AR"/>
+        </w:rPr>
+      </w:pPr>
+    </w:p>
+    <w:p>
+      <w:pPr>
+        <w:tabs>
+          <w:tab w:val="left" w:pos="1455"/>
+        </w:tabs>
+        <w:rPr>
+          <w:lang w:val="es-AR"/>
+        </w:rPr>
+      </w:pPr>
+    </w:p>
+    <w:p>
+      <w:pPr>
+        <w:tabs>
+          <w:tab w:val="left" w:pos="1455"/>
+        </w:tabs>
+        <w:rPr>
+          <w:lang w:val="es-AR"/>
+        </w:rPr>
+      </w:pPr>
+    </w:p>
+    <w:p>
+      <w:pPr>
+        <w:tabs>
+          <w:tab w:val="left" w:pos="1455"/>
+        </w:tabs>
+        <w:rPr>
+          <w:lang w:val="es-AR"/>
+        </w:rPr>
+      </w:pPr>
+    </w:p>
+    <w:p>
+      <w:pPr>
+        <w:tabs>
+          <w:tab w:val="left" w:pos="1455"/>
+        </w:tabs>
+        <w:rPr>
+          <w:lang w:val="es-AR"/>
+        </w:rPr>
+      </w:pPr>
+    </w:p>
+    <w:p>
+      <w:pPr>
+        <w:tabs>
+          <w:tab w:val="left" w:pos="1455"/>
+        </w:tabs>
+        <w:rPr>
+          <w:lang w:val="es-AR"/>
+        </w:rPr>
+      </w:pPr>
+    </w:p>
+    <w:p>
+      <w:pPr>
+        <w:tabs>
+          <w:tab w:val="left" w:pos="1455"/>
+        </w:tabs>
+        <w:rPr>
+          <w:lang w:val="es-AR"/>
+        </w:rPr>
+      </w:pPr>
+    </w:p>
+    <w:p>
+      <w:pPr>
+        <w:tabs>
+          <w:tab w:val="left" w:pos="1455"/>
+        </w:tabs>
+        <w:rPr>
+          <w:lang w:val="es-AR"/>
+        </w:rPr>
+      </w:pPr>
+    </w:p>
+    <w:p>
+      <w:pPr>
+        <w:tabs>
+          <w:tab w:val="left" w:pos="1455"/>
+        </w:tabs>
+        <w:rPr>
+          <w:lang w:val="es-AR"/>
+        </w:rPr>
+      </w:pPr>
+      <w:r>
+        <w:rPr>
+          <w:lang w:val="es-AR"/>
+        </w:rPr>
+        <w:tab/>
+      </w:r>
+    </w:p>
+    <w:p>
+      <w:pPr>
+        <w:rPr>
+          <w:lang w:val="es-AR"/>
+        </w:rPr>
+      </w:pPr>
+      <w:r>
+        <w:rPr>
+          <w:lang w:val="es-AR"/>
+        </w:rPr>
+        <w:lastRenderedPageBreak/>
         <w:t xml:space="preserve">Diagrama de clases: </w:t>
       </w:r>
     </w:p>
@@ -5498,10 +5661,10 @@
           <w:lang w:val="es-AR"/>
         </w:rPr>
         <w:drawing>
-          <wp:inline distT="0" distB="0" distL="0" distR="0" wp14:anchorId="0C895D52" wp14:editId="0FE9436E">
-            <wp:extent cx="2785529" cy="2423807"/>
+          <wp:inline distT="0" distB="0" distL="0" distR="0" wp14:anchorId="478EE040" wp14:editId="7A94004F">
+            <wp:extent cx="5565461" cy="4838700"/>
             <wp:effectExtent l="0" t="0" r="0" b="0"/>
-            <wp:docPr id="8" name="Imagen 8"/>
+            <wp:docPr id="29" name="Imagen 29"/>
             <wp:cNvGraphicFramePr>
               <a:graphicFrameLocks xmlns:a="http://schemas.openxmlformats.org/drawingml/2006/main" noChangeAspect="1"/>
             </wp:cNvGraphicFramePr>
@@ -5509,24 +5672,24 @@
               <a:graphicData uri="http://schemas.openxmlformats.org/drawingml/2006/picture">
                 <pic:pic xmlns:pic="http://schemas.openxmlformats.org/drawingml/2006/picture">
                   <pic:nvPicPr>
-                    <pic:cNvPr id="8" name="Captura de pantalla (112).png"/>
+                    <pic:cNvPr id="29" name="Captura de pantalla (122).png"/>
                     <pic:cNvPicPr/>
                   </pic:nvPicPr>
                   <pic:blipFill rotWithShape="1">
-                    <a:blip r:embed="rId24">
+                    <a:blip r:embed="rId26">
                       <a:extLst>
                         <a:ext uri="{28A0092B-C50C-407E-A947-70E740481C1C}">
                           <a14:useLocalDpi xmlns:a14="http://schemas.microsoft.com/office/drawing/2010/main" val="0"/>
                         </a:ext>
                       </a:extLst>
                     </a:blip>
-                    <a:srcRect l="13852" t="10816" r="38042" b="15062"/>
+                    <a:srcRect l="14472" t="11357" r="37672" b="14968"/>
                     <a:stretch/>
                   </pic:blipFill>
                   <pic:spPr bwMode="auto">
                     <a:xfrm>
                       <a:off x="0" y="0"/>
-                      <a:ext cx="2786287" cy="2424467"/>
+                      <a:ext cx="5586453" cy="4856951"/>
                     </a:xfrm>
                     <a:prstGeom prst="rect">
                       <a:avLst/>
@@ -5556,10 +5719,10 @@
       </w:pPr>
     </w:p>
     <w:sectPr>
-      <w:headerReference w:type="default" r:id="rId25"/>
-      <w:footerReference w:type="default" r:id="rId26"/>
-      <w:headerReference w:type="first" r:id="rId27"/>
-      <w:footerReference w:type="first" r:id="rId28"/>
+      <w:headerReference w:type="default" r:id="rId27"/>
+      <w:footerReference w:type="default" r:id="rId28"/>
+      <w:headerReference w:type="first" r:id="rId29"/>
+      <w:footerReference w:type="first" r:id="rId30"/>
       <w:pgSz w:w="12240" w:h="15840" w:code="1"/>
       <w:pgMar w:top="1701" w:right="1418" w:bottom="1418" w:left="1701" w:header="113" w:footer="567" w:gutter="0"/>
       <w:pgNumType w:start="0"/>
@@ -5698,7 +5861,7 @@
                 <w:sz w:val="16"/>
                 <w:szCs w:val="16"/>
               </w:rPr>
-              <w:t>22</w:t>
+              <w:t>25</w:t>
             </w:r>
             <w:r>
               <w:rPr>
@@ -5731,7 +5894,7 @@
                 <w:szCs w:val="16"/>
                 <w:lang w:val="es-ES"/>
               </w:rPr>
-              <w:t>23</w:t>
+              <w:t>25</w:t>
             </w:r>
           </w:sdtContent>
         </w:sdt>
@@ -9864,12 +10027,11 @@
 </file>
 
 <file path=customXml/item1.xml><?xml version="1.0" encoding="utf-8"?>
-<?mso-contentType ?>
-<FormTemplates xmlns="http://schemas.microsoft.com/sharepoint/v3/contenttype/forms">
-  <Display>DocumentLibraryForm</Display>
-  <Edit>DocumentLibraryForm</Edit>
-  <New>DocumentLibraryForm</New>
-</FormTemplates>
+<p:properties xmlns:p="http://schemas.microsoft.com/office/2006/metadata/properties" xmlns:xsi="http://www.w3.org/2001/XMLSchema-instance" xmlns:pc="http://schemas.microsoft.com/office/infopath/2007/PartnerControls">
+  <documentManagement>
+    <_activity xmlns="d8805fea-f90a-4574-ac55-bf2746ff0ac5" xsi:nil="true"/>
+  </documentManagement>
+</p:properties>
 </file>
 
 <file path=customXml/item2.xml><?xml version="1.0" encoding="utf-8"?>
@@ -10056,11 +10218,12 @@
 </file>
 
 <file path=customXml/item3.xml><?xml version="1.0" encoding="utf-8"?>
-<p:properties xmlns:p="http://schemas.microsoft.com/office/2006/metadata/properties" xmlns:xsi="http://www.w3.org/2001/XMLSchema-instance" xmlns:pc="http://schemas.microsoft.com/office/infopath/2007/PartnerControls">
-  <documentManagement>
-    <_activity xmlns="d8805fea-f90a-4574-ac55-bf2746ff0ac5" xsi:nil="true"/>
-  </documentManagement>
-</p:properties>
+<?mso-contentType ?>
+<FormTemplates xmlns="http://schemas.microsoft.com/sharepoint/v3/contenttype/forms">
+  <Display>DocumentLibraryForm</Display>
+  <Edit>DocumentLibraryForm</Edit>
+  <New>DocumentLibraryForm</New>
+</FormTemplates>
 </file>
 
 <file path=customXml/item4.xml><?xml version="1.0" encoding="utf-8"?>
@@ -10068,9 +10231,11 @@
 </file>
 
 <file path=customXml/itemProps1.xml><?xml version="1.0" encoding="utf-8"?>
-<ds:datastoreItem xmlns:ds="http://schemas.openxmlformats.org/officeDocument/2006/customXml" ds:itemID="{003C30D6-B794-42C2-B4F3-1723D89EFB2A}">
+<ds:datastoreItem xmlns:ds="http://schemas.openxmlformats.org/officeDocument/2006/customXml" ds:itemID="{8A28C798-F123-4022-B1BA-615856A8CBCC}">
   <ds:schemaRefs>
-    <ds:schemaRef ds:uri="http://schemas.microsoft.com/sharepoint/v3/contenttype/forms"/>
+    <ds:schemaRef ds:uri="http://schemas.microsoft.com/office/2006/metadata/properties"/>
+    <ds:schemaRef ds:uri="http://schemas.microsoft.com/office/infopath/2007/PartnerControls"/>
+    <ds:schemaRef ds:uri="d8805fea-f90a-4574-ac55-bf2746ff0ac5"/>
   </ds:schemaRefs>
 </ds:datastoreItem>
 </file>
@@ -10095,17 +10260,15 @@
 </file>
 
 <file path=customXml/itemProps3.xml><?xml version="1.0" encoding="utf-8"?>
-<ds:datastoreItem xmlns:ds="http://schemas.openxmlformats.org/officeDocument/2006/customXml" ds:itemID="{8A28C798-F123-4022-B1BA-615856A8CBCC}">
+<ds:datastoreItem xmlns:ds="http://schemas.openxmlformats.org/officeDocument/2006/customXml" ds:itemID="{003C30D6-B794-42C2-B4F3-1723D89EFB2A}">
   <ds:schemaRefs>
-    <ds:schemaRef ds:uri="http://schemas.microsoft.com/office/2006/metadata/properties"/>
-    <ds:schemaRef ds:uri="http://schemas.microsoft.com/office/infopath/2007/PartnerControls"/>
-    <ds:schemaRef ds:uri="d8805fea-f90a-4574-ac55-bf2746ff0ac5"/>
+    <ds:schemaRef ds:uri="http://schemas.microsoft.com/sharepoint/v3/contenttype/forms"/>
   </ds:schemaRefs>
 </ds:datastoreItem>
 </file>
 
 <file path=customXml/itemProps4.xml><?xml version="1.0" encoding="utf-8"?>
-<ds:datastoreItem xmlns:ds="http://schemas.openxmlformats.org/officeDocument/2006/customXml" ds:itemID="{01ADDCF8-22B9-4E0B-8547-B6B78BA54F76}">
+<ds:datastoreItem xmlns:ds="http://schemas.openxmlformats.org/officeDocument/2006/customXml" ds:itemID="{35BDB0C4-F828-4947-A3BB-FFA95D30F0A1}">
   <ds:schemaRefs>
     <ds:schemaRef ds:uri="http://schemas.openxmlformats.org/officeDocument/2006/bibliography"/>
   </ds:schemaRefs>
